--- a/pr-preview/pr-30/chapters/05-interaction.docx
+++ b/pr-preview/pr-30/chapters/05-interaction.docx
@@ -92,28 +92,46 @@
       <w:r>
         <w:t xml:space="preserve">Interaction addresses a fundamentally different question: Does the joint effect of two treatments differ from the sum of their individual effects? Understanding interaction is crucial for:</w:t>
       </w:r>
-      <w:r>
-        <w:t xml:space="preserve"> </w:t>
-      </w:r>
-      <w:r>
-        <w:t xml:space="preserve">- Evaluating combination therapies</w:t>
-      </w:r>
-      <w:r>
-        <w:t xml:space="preserve"> </w:t>
-      </w:r>
-      <w:r>
-        <w:t xml:space="preserve">- Understanding synergistic or antagonistic effects</w:t>
-      </w:r>
-      <w:r>
-        <w:t xml:space="preserve"> </w:t>
-      </w:r>
-      <w:r>
-        <w:t xml:space="preserve">- Designing multi-component interventions</w:t>
-      </w:r>
-    </w:p>
-    <w:p>
-      <w:pPr>
-        <w:pStyle w:val="BodyText"/>
+    </w:p>
+    <w:p>
+      <w:pPr>
+        <w:pStyle w:val="Compact"/>
+        <w:numPr>
+          <w:ilvl w:val="0"/>
+          <w:numId w:val="1001"/>
+        </w:numPr>
+      </w:pPr>
+      <w:r>
+        <w:t xml:space="preserve">Evaluating combination therapies</w:t>
+      </w:r>
+    </w:p>
+    <w:p>
+      <w:pPr>
+        <w:pStyle w:val="Compact"/>
+        <w:numPr>
+          <w:ilvl w:val="0"/>
+          <w:numId w:val="1001"/>
+        </w:numPr>
+      </w:pPr>
+      <w:r>
+        <w:t xml:space="preserve">Understanding synergistic or antagonistic effects</w:t>
+      </w:r>
+    </w:p>
+    <w:p>
+      <w:pPr>
+        <w:pStyle w:val="Compact"/>
+        <w:numPr>
+          <w:ilvl w:val="0"/>
+          <w:numId w:val="1001"/>
+        </w:numPr>
+      </w:pPr>
+      <w:r>
+        <w:t xml:space="preserve">Designing multi-component interventions</w:t>
+      </w:r>
+    </w:p>
+    <w:p>
+      <w:pPr>
+        <w:pStyle w:val="FirstParagraph"/>
       </w:pPr>
       <w:r>
         <w:t xml:space="preserve">This chapter is based on</w:t>
@@ -177,15 +195,15 @@
       <w:r>
         <w:t xml:space="preserve">Suppose we have two binary treatments:</w:t>
       </w:r>
-      <w:r>
-        <w:t xml:space="preserve"> </w:t>
-      </w:r>
-      <w:r>
-        <w:t xml:space="preserve">-</w:t>
-      </w:r>
-      <w:r>
-        <w:t xml:space="preserve"> </w:t>
-      </w:r>
+    </w:p>
+    <w:p>
+      <w:pPr>
+        <w:pStyle w:val="Compact"/>
+        <w:numPr>
+          <w:ilvl w:val="0"/>
+          <w:numId w:val="1002"/>
+        </w:numPr>
+      </w:pPr>
       <m:oMath>
         <m:r>
           <m:t>A</m:t>
@@ -194,15 +212,15 @@
       <w:r>
         <w:t xml:space="preserve">: First treatment (e.g., aspirin), with levels 0 or 1</w:t>
       </w:r>
-      <w:r>
-        <w:t xml:space="preserve"> </w:t>
-      </w:r>
-      <w:r>
-        <w:t xml:space="preserve">-</w:t>
-      </w:r>
-      <w:r>
-        <w:t xml:space="preserve"> </w:t>
-      </w:r>
+    </w:p>
+    <w:p>
+      <w:pPr>
+        <w:pStyle w:val="Compact"/>
+        <w:numPr>
+          <w:ilvl w:val="0"/>
+          <w:numId w:val="1002"/>
+        </w:numPr>
+      </w:pPr>
       <m:oMath>
         <m:r>
           <m:t>E</m:t>
@@ -214,7 +232,7 @@
     </w:p>
     <w:p>
       <w:pPr>
-        <w:pStyle w:val="BodyText"/>
+        <w:pStyle w:val="FirstParagraph"/>
       </w:pPr>
       <w:r>
         <w:t xml:space="preserve">This creates four possible treatment combinations:</w:t>
@@ -443,15 +461,15 @@
       <w:r>
         <w:t xml:space="preserve">For each individual, we have four counterfactual outcomes:</w:t>
       </w:r>
-      <w:r>
-        <w:t xml:space="preserve"> </w:t>
-      </w:r>
-      <w:r>
-        <w:t xml:space="preserve">-</w:t>
-      </w:r>
-      <w:r>
-        <w:t xml:space="preserve"> </w:t>
-      </w:r>
+    </w:p>
+    <w:p>
+      <w:pPr>
+        <w:pStyle w:val="Compact"/>
+        <w:numPr>
+          <w:ilvl w:val="0"/>
+          <w:numId w:val="1003"/>
+        </w:numPr>
+      </w:pPr>
       <m:oMath>
         <m:sSup>
           <m:e>
@@ -496,15 +514,15 @@
       <w:r>
         <w:t xml:space="preserve">: Outcome if neither treatment received</w:t>
       </w:r>
-      <w:r>
-        <w:t xml:space="preserve"> </w:t>
-      </w:r>
-      <w:r>
-        <w:t xml:space="preserve">-</w:t>
-      </w:r>
-      <w:r>
-        <w:t xml:space="preserve"> </w:t>
-      </w:r>
+    </w:p>
+    <w:p>
+      <w:pPr>
+        <w:pStyle w:val="Compact"/>
+        <w:numPr>
+          <w:ilvl w:val="0"/>
+          <w:numId w:val="1003"/>
+        </w:numPr>
+      </w:pPr>
       <m:oMath>
         <m:sSup>
           <m:e>
@@ -563,15 +581,15 @@
       <w:r>
         <w:t xml:space="preserve">received</w:t>
       </w:r>
-      <w:r>
-        <w:t xml:space="preserve"> </w:t>
-      </w:r>
-      <w:r>
-        <w:t xml:space="preserve">-</w:t>
-      </w:r>
-      <w:r>
-        <w:t xml:space="preserve"> </w:t>
-      </w:r>
+    </w:p>
+    <w:p>
+      <w:pPr>
+        <w:pStyle w:val="Compact"/>
+        <w:numPr>
+          <w:ilvl w:val="0"/>
+          <w:numId w:val="1003"/>
+        </w:numPr>
+      </w:pPr>
       <m:oMath>
         <m:sSup>
           <m:e>
@@ -630,15 +648,15 @@
       <w:r>
         <w:t xml:space="preserve">received</w:t>
       </w:r>
-      <w:r>
-        <w:t xml:space="preserve"> </w:t>
-      </w:r>
-      <w:r>
-        <w:t xml:space="preserve">-</w:t>
-      </w:r>
-      <w:r>
-        <w:t xml:space="preserve"> </w:t>
-      </w:r>
+    </w:p>
+    <w:p>
+      <w:pPr>
+        <w:pStyle w:val="Compact"/>
+        <w:numPr>
+          <w:ilvl w:val="0"/>
+          <w:numId w:val="1003"/>
+        </w:numPr>
+      </w:pPr>
       <m:oMath>
         <m:sSup>
           <m:e>
@@ -686,7 +704,7 @@
     </w:p>
     <w:p>
       <w:pPr>
-        <w:pStyle w:val="BodyText"/>
+        <w:pStyle w:val="FirstParagraph"/>
       </w:pPr>
       <w:r>
         <w:rPr>
@@ -1559,11 +1577,17 @@
       <w:r>
         <w:t xml:space="preserve">:</w:t>
       </w:r>
-      <w:r>
-        <w:t xml:space="preserve"> </w:t>
-      </w:r>
-      <w:r>
-        <w:t xml:space="preserve">- If</w:t>
+    </w:p>
+    <w:p>
+      <w:pPr>
+        <w:pStyle w:val="Compact"/>
+        <w:numPr>
+          <w:ilvl w:val="0"/>
+          <w:numId w:val="1004"/>
+        </w:numPr>
+      </w:pPr>
+      <w:r>
+        <w:t xml:space="preserve">If</w:t>
       </w:r>
       <w:r>
         <w:t xml:space="preserve"> </w:t>
@@ -1621,11 +1645,17 @@
       <w:r>
         <w:t xml:space="preserve">(combined effect exceeds sum of individual effects)</w:t>
       </w:r>
-      <w:r>
-        <w:t xml:space="preserve"> </w:t>
-      </w:r>
-      <w:r>
-        <w:t xml:space="preserve">- If</w:t>
+    </w:p>
+    <w:p>
+      <w:pPr>
+        <w:pStyle w:val="Compact"/>
+        <w:numPr>
+          <w:ilvl w:val="0"/>
+          <w:numId w:val="1004"/>
+        </w:numPr>
+      </w:pPr>
+      <w:r>
+        <w:t xml:space="preserve">If</w:t>
       </w:r>
       <w:r>
         <w:t xml:space="preserve"> </w:t>
@@ -1683,11 +1713,17 @@
       <w:r>
         <w:t xml:space="preserve">(combined effect is less than sum of individual effects)</w:t>
       </w:r>
-      <w:r>
-        <w:t xml:space="preserve"> </w:t>
-      </w:r>
-      <w:r>
-        <w:t xml:space="preserve">- If</w:t>
+    </w:p>
+    <w:p>
+      <w:pPr>
+        <w:pStyle w:val="Compact"/>
+        <w:numPr>
+          <w:ilvl w:val="0"/>
+          <w:numId w:val="1004"/>
+        </w:numPr>
+      </w:pPr>
+      <w:r>
+        <w:t xml:space="preserve">If</w:t>
       </w:r>
       <w:r>
         <w:t xml:space="preserve"> </w:t>
@@ -1748,7 +1784,7 @@
     </w:p>
     <w:p>
       <w:pPr>
-        <w:pStyle w:val="BodyText"/>
+        <w:pStyle w:val="FirstParagraph"/>
       </w:pPr>
       <w:r>
         <w:rPr>
@@ -1760,15 +1796,15 @@
       <w:r>
         <w:t xml:space="preserve">:</w:t>
       </w:r>
-      <w:r>
-        <w:t xml:space="preserve"> </w:t>
-      </w:r>
-      <w:r>
-        <w:t xml:space="preserve">-</w:t>
-      </w:r>
-      <w:r>
-        <w:t xml:space="preserve"> </w:t>
-      </w:r>
+    </w:p>
+    <w:p>
+      <w:pPr>
+        <w:pStyle w:val="Compact"/>
+        <w:numPr>
+          <w:ilvl w:val="0"/>
+          <w:numId w:val="1005"/>
+        </w:numPr>
+      </w:pPr>
       <w:r>
         <w:rPr>
           <w:b/>
@@ -1804,15 +1840,15 @@
           <m:t>V</m:t>
         </m:r>
       </m:oMath>
-      <w:r>
-        <w:t xml:space="preserve"> </w:t>
-      </w:r>
-      <w:r>
-        <w:t xml:space="preserve">-</w:t>
-      </w:r>
-      <w:r>
-        <w:t xml:space="preserve"> </w:t>
-      </w:r>
+    </w:p>
+    <w:p>
+      <w:pPr>
+        <w:pStyle w:val="Compact"/>
+        <w:numPr>
+          <w:ilvl w:val="0"/>
+          <w:numId w:val="1005"/>
+        </w:numPr>
+      </w:pPr>
       <w:r>
         <w:rPr>
           <w:b/>
@@ -1857,7 +1893,7 @@
     </w:p>
     <w:p>
       <w:pPr>
-        <w:pStyle w:val="BodyText"/>
+        <w:pStyle w:val="FirstParagraph"/>
       </w:pPr>
       <w:r>
         <w:t xml:space="preserve">Effect modification involves one treatment and one baseline covariate; interaction involves two (or more) treatments.</w:t>
@@ -2268,11 +2304,17 @@
       <w:r>
         <w:t xml:space="preserve">:</w:t>
       </w:r>
-      <w:r>
-        <w:t xml:space="preserve"> </w:t>
-      </w:r>
-      <w:r>
-        <w:t xml:space="preserve">- Effect of aspirin (without exercise):</w:t>
+    </w:p>
+    <w:p>
+      <w:pPr>
+        <w:pStyle w:val="Compact"/>
+        <w:numPr>
+          <w:ilvl w:val="0"/>
+          <w:numId w:val="1006"/>
+        </w:numPr>
+      </w:pPr>
+      <w:r>
+        <w:t xml:space="preserve">Effect of aspirin (without exercise):</w:t>
       </w:r>
       <w:r>
         <w:t xml:space="preserve"> </w:t>
@@ -2306,11 +2348,17 @@
           <m:t>0.05</m:t>
         </m:r>
       </m:oMath>
-      <w:r>
-        <w:t xml:space="preserve"> </w:t>
-      </w:r>
-      <w:r>
-        <w:t xml:space="preserve">- Effect of exercise (without aspirin):</w:t>
+    </w:p>
+    <w:p>
+      <w:pPr>
+        <w:pStyle w:val="Compact"/>
+        <w:numPr>
+          <w:ilvl w:val="0"/>
+          <w:numId w:val="1006"/>
+        </w:numPr>
+      </w:pPr>
+      <w:r>
+        <w:t xml:space="preserve">Effect of exercise (without aspirin):</w:t>
       </w:r>
       <w:r>
         <w:t xml:space="preserve"> </w:t>
@@ -2344,11 +2392,17 @@
           <m:t>0.10</m:t>
         </m:r>
       </m:oMath>
-      <w:r>
-        <w:t xml:space="preserve"> </w:t>
-      </w:r>
-      <w:r>
-        <w:t xml:space="preserve">- Sum of individual effects:</w:t>
+    </w:p>
+    <w:p>
+      <w:pPr>
+        <w:pStyle w:val="Compact"/>
+        <w:numPr>
+          <w:ilvl w:val="0"/>
+          <w:numId w:val="1006"/>
+        </w:numPr>
+      </w:pPr>
+      <w:r>
+        <w:t xml:space="preserve">Sum of individual effects:</w:t>
       </w:r>
       <w:r>
         <w:t xml:space="preserve"> </w:t>
@@ -2407,7 +2461,7 @@
     </w:p>
     <w:p>
       <w:pPr>
-        <w:pStyle w:val="BodyText"/>
+        <w:pStyle w:val="FirstParagraph"/>
       </w:pPr>
       <w:r>
         <w:rPr>
@@ -2419,15 +2473,15 @@
       <w:r>
         <w:t xml:space="preserve">:</w:t>
       </w:r>
-      <w:r>
-        <w:t xml:space="preserve"> </w:t>
-      </w:r>
-      <w:r>
-        <w:t xml:space="preserve">-</w:t>
-      </w:r>
-      <w:r>
-        <w:t xml:space="preserve"> </w:t>
-      </w:r>
+    </w:p>
+    <w:p>
+      <w:pPr>
+        <w:pStyle w:val="Compact"/>
+        <w:numPr>
+          <w:ilvl w:val="0"/>
+          <w:numId w:val="1007"/>
+        </w:numPr>
+      </w:pPr>
       <m:oMath>
         <m:r>
           <m:t>0.10</m:t>
@@ -2460,7 +2514,7 @@
     </w:p>
     <w:p>
       <w:pPr>
-        <w:pStyle w:val="BodyText"/>
+        <w:pStyle w:val="FirstParagraph"/>
       </w:pPr>
       <w:r>
         <w:rPr>
@@ -2472,15 +2526,15 @@
       <w:r>
         <w:t xml:space="preserve">:</w:t>
       </w:r>
-      <w:r>
-        <w:t xml:space="preserve"> </w:t>
-      </w:r>
-      <w:r>
-        <w:t xml:space="preserve">-</w:t>
-      </w:r>
-      <w:r>
-        <w:t xml:space="preserve"> </w:t>
-      </w:r>
+    </w:p>
+    <w:p>
+      <w:pPr>
+        <w:pStyle w:val="Compact"/>
+        <w:numPr>
+          <w:ilvl w:val="0"/>
+          <w:numId w:val="1008"/>
+        </w:numPr>
+      </w:pPr>
       <m:oMath>
         <m:r>
           <m:rPr>
@@ -2548,7 +2602,7 @@
     </w:p>
     <w:p>
       <w:pPr>
-        <w:pStyle w:val="BodyText"/>
+        <w:pStyle w:val="FirstParagraph"/>
       </w:pPr>
       <w:r>
         <w:t xml:space="preserve">There is</w:t>
@@ -2695,11 +2749,17 @@
       <w:r>
         <w:t xml:space="preserve">: The sign of the interaction contrast depends on the coding of the outcome:</w:t>
       </w:r>
-      <w:r>
-        <w:t xml:space="preserve"> </w:t>
-      </w:r>
-      <w:r>
-        <w:t xml:space="preserve">- If higher</w:t>
+    </w:p>
+    <w:p>
+      <w:pPr>
+        <w:pStyle w:val="Compact"/>
+        <w:numPr>
+          <w:ilvl w:val="0"/>
+          <w:numId w:val="1009"/>
+        </w:numPr>
+      </w:pPr>
+      <w:r>
+        <w:t xml:space="preserve">If higher</w:t>
       </w:r>
       <w:r>
         <w:t xml:space="preserve"> </w:t>
@@ -2715,11 +2775,17 @@
       <w:r>
         <w:t xml:space="preserve">is worse (e.g., risk of disease), negative IC means synergistic benefit</w:t>
       </w:r>
-      <w:r>
-        <w:t xml:space="preserve"> </w:t>
-      </w:r>
-      <w:r>
-        <w:t xml:space="preserve">- If higher</w:t>
+    </w:p>
+    <w:p>
+      <w:pPr>
+        <w:pStyle w:val="Compact"/>
+        <w:numPr>
+          <w:ilvl w:val="0"/>
+          <w:numId w:val="1009"/>
+        </w:numPr>
+      </w:pPr>
+      <w:r>
+        <w:t xml:space="preserve">If higher</w:t>
       </w:r>
       <w:r>
         <w:t xml:space="preserve"> </w:t>
@@ -2738,17 +2804,17 @@
     </w:p>
     <w:p>
       <w:pPr>
+        <w:pStyle w:val="FirstParagraph"/>
+      </w:pPr>
+      <w:r>
+        <w:t xml:space="preserve">To avoid confusion, always interpret the interaction contrast in the context of the specific outcome and treatment effects.</w:t>
+      </w:r>
+    </w:p>
+    <w:p>
+      <w:pPr>
         <w:pStyle w:val="BodyText"/>
       </w:pPr>
       <w:r>
-        <w:t xml:space="preserve">To avoid confusion, always interpret the interaction contrast in the context of the specific outcome and treatment effects.</w:t>
-      </w:r>
-    </w:p>
-    <w:p>
-      <w:pPr>
-        <w:pStyle w:val="BodyText"/>
-      </w:pPr>
-      <w:r>
         <w:rPr>
           <w:b/>
           <w:bCs/>
@@ -2758,15 +2824,15 @@
       <w:r>
         <w:t xml:space="preserve">:</w:t>
       </w:r>
-      <w:r>
-        <w:t xml:space="preserve"> </w:t>
-      </w:r>
-      <w:r>
-        <w:t xml:space="preserve">-</w:t>
-      </w:r>
-      <w:r>
-        <w:t xml:space="preserve"> </w:t>
-      </w:r>
+    </w:p>
+    <w:p>
+      <w:pPr>
+        <w:pStyle w:val="Compact"/>
+        <w:numPr>
+          <w:ilvl w:val="0"/>
+          <w:numId w:val="1010"/>
+        </w:numPr>
+      </w:pPr>
       <w:r>
         <w:rPr>
           <w:b/>
@@ -2854,15 +2920,15 @@
           </m:e>
         </m:d>
       </m:oMath>
-      <w:r>
-        <w:t xml:space="preserve"> </w:t>
-      </w:r>
-      <w:r>
-        <w:t xml:space="preserve">-</w:t>
-      </w:r>
-      <w:r>
-        <w:t xml:space="preserve"> </w:t>
-      </w:r>
+    </w:p>
+    <w:p>
+      <w:pPr>
+        <w:pStyle w:val="Compact"/>
+        <w:numPr>
+          <w:ilvl w:val="0"/>
+          <w:numId w:val="1010"/>
+        </w:numPr>
+      </w:pPr>
       <w:r>
         <w:rPr>
           <w:b/>
@@ -2983,7 +3049,7 @@
       <w:pPr>
         <w:numPr>
           <w:ilvl w:val="0"/>
-          <w:numId w:val="1001"/>
+          <w:numId w:val="1011"/>
         </w:numPr>
       </w:pPr>
       <w:r>
@@ -3142,7 +3208,7 @@
       <w:pPr>
         <w:numPr>
           <w:ilvl w:val="0"/>
-          <w:numId w:val="1001"/>
+          <w:numId w:val="1011"/>
         </w:numPr>
       </w:pPr>
       <w:r>
@@ -3262,7 +3328,7 @@
       <w:pPr>
         <w:numPr>
           <w:ilvl w:val="0"/>
-          <w:numId w:val="1001"/>
+          <w:numId w:val="1011"/>
         </w:numPr>
       </w:pPr>
       <w:r>
@@ -3505,11 +3571,17 @@
       <w:r>
         <w:t xml:space="preserve">:</w:t>
       </w:r>
-      <w:r>
-        <w:t xml:space="preserve"> </w:t>
-      </w:r>
-      <w:r>
-        <w:t xml:space="preserve">- If both</w:t>
+    </w:p>
+    <w:p>
+      <w:pPr>
+        <w:pStyle w:val="Compact"/>
+        <w:numPr>
+          <w:ilvl w:val="0"/>
+          <w:numId w:val="1012"/>
+        </w:numPr>
+      </w:pPr>
+      <w:r>
+        <w:t xml:space="preserve">If both</w:t>
       </w:r>
       <w:r>
         <w:t xml:space="preserve"> </w:t>
@@ -3539,11 +3611,17 @@
       <w:r>
         <w:t xml:space="preserve">are randomized independently, exchangeability and positivity typically hold</w:t>
       </w:r>
-      <w:r>
-        <w:t xml:space="preserve"> </w:t>
-      </w:r>
-      <w:r>
-        <w:t xml:space="preserve">- This is a</w:t>
+    </w:p>
+    <w:p>
+      <w:pPr>
+        <w:pStyle w:val="Compact"/>
+        <w:numPr>
+          <w:ilvl w:val="0"/>
+          <w:numId w:val="1012"/>
+        </w:numPr>
+      </w:pPr>
+      <w:r>
+        <w:t xml:space="preserve">This is a</w:t>
       </w:r>
       <w:r>
         <w:t xml:space="preserve"> </w:t>
@@ -3558,16 +3636,22 @@
       <w:r>
         <w:t xml:space="preserve">: randomize to all four combinations</w:t>
       </w:r>
-      <w:r>
-        <w:t xml:space="preserve"> </w:t>
-      </w:r>
-      <w:r>
-        <w:t xml:space="preserve">- Allows unbiased estimation of interaction</w:t>
-      </w:r>
-    </w:p>
-    <w:p>
-      <w:pPr>
-        <w:pStyle w:val="BodyText"/>
+    </w:p>
+    <w:p>
+      <w:pPr>
+        <w:pStyle w:val="Compact"/>
+        <w:numPr>
+          <w:ilvl w:val="0"/>
+          <w:numId w:val="1012"/>
+        </w:numPr>
+      </w:pPr>
+      <w:r>
+        <w:t xml:space="preserve">Allows unbiased estimation of interaction</w:t>
+      </w:r>
+    </w:p>
+    <w:p>
+      <w:pPr>
+        <w:pStyle w:val="FirstParagraph"/>
       </w:pPr>
       <w:r>
         <w:rPr>
@@ -3579,11 +3663,17 @@
       <w:r>
         <w:t xml:space="preserve">:</w:t>
       </w:r>
-      <w:r>
-        <w:t xml:space="preserve"> </w:t>
-      </w:r>
-      <w:r>
-        <w:t xml:space="preserve">- Must adjust for confounders of</w:t>
+    </w:p>
+    <w:p>
+      <w:pPr>
+        <w:pStyle w:val="Compact"/>
+        <w:numPr>
+          <w:ilvl w:val="0"/>
+          <w:numId w:val="1013"/>
+        </w:numPr>
+      </w:pPr>
+      <w:r>
+        <w:t xml:space="preserve">Must adjust for confounders of</w:t>
       </w:r>
       <w:r>
         <w:t xml:space="preserve"> </w:t>
@@ -3626,11 +3716,17 @@
           <m:t>Y</m:t>
         </m:r>
       </m:oMath>
-      <w:r>
-        <w:t xml:space="preserve"> </w:t>
-      </w:r>
-      <w:r>
-        <w:t xml:space="preserve">- This may include confounders of</w:t>
+    </w:p>
+    <w:p>
+      <w:pPr>
+        <w:pStyle w:val="Compact"/>
+        <w:numPr>
+          <w:ilvl w:val="0"/>
+          <w:numId w:val="1013"/>
+        </w:numPr>
+      </w:pPr>
+      <w:r>
+        <w:t xml:space="preserve">This may include confounders of</w:t>
       </w:r>
       <w:r>
         <w:t xml:space="preserve"> </w:t>
@@ -3654,11 +3750,17 @@
       <w:r>
         <w:t xml:space="preserve">, and confounders of their joint distribution</w:t>
       </w:r>
-      <w:r>
-        <w:t xml:space="preserve"> </w:t>
-      </w:r>
-      <w:r>
-        <w:t xml:space="preserve">- Positivity requires that all four treatment combinations occur at all levels of confounders</w:t>
+    </w:p>
+    <w:p>
+      <w:pPr>
+        <w:pStyle w:val="Compact"/>
+        <w:numPr>
+          <w:ilvl w:val="0"/>
+          <w:numId w:val="1013"/>
+        </w:numPr>
+      </w:pPr>
+      <w:r>
+        <w:t xml:space="preserve">Positivity requires that all four treatment combinations occur at all levels of confounders</w:t>
       </w:r>
     </w:p>
     <w:bookmarkEnd w:id="26"/>
@@ -4142,7 +4244,7 @@
         <w:pStyle w:val="Compact"/>
         <w:numPr>
           <w:ilvl w:val="0"/>
-          <w:numId w:val="1002"/>
+          <w:numId w:val="1014"/>
         </w:numPr>
       </w:pPr>
       <w:r>
@@ -4283,7 +4385,7 @@
         <w:pStyle w:val="Compact"/>
         <w:numPr>
           <w:ilvl w:val="0"/>
-          <w:numId w:val="1002"/>
+          <w:numId w:val="1014"/>
         </w:numPr>
       </w:pPr>
       <w:r>
@@ -4455,7 +4557,7 @@
         <w:pStyle w:val="Compact"/>
         <w:numPr>
           <w:ilvl w:val="0"/>
-          <w:numId w:val="1002"/>
+          <w:numId w:val="1014"/>
         </w:numPr>
       </w:pPr>
       <w:r>
@@ -4627,7 +4729,7 @@
         <w:pStyle w:val="Compact"/>
         <w:numPr>
           <w:ilvl w:val="0"/>
-          <w:numId w:val="1002"/>
+          <w:numId w:val="1014"/>
         </w:numPr>
       </w:pPr>
       <w:r>
@@ -4773,7 +4875,7 @@
         <w:pStyle w:val="Compact"/>
         <w:numPr>
           <w:ilvl w:val="0"/>
-          <w:numId w:val="1002"/>
+          <w:numId w:val="1014"/>
         </w:numPr>
       </w:pPr>
       <w:r>
@@ -4962,7 +5064,7 @@
         <w:pStyle w:val="Compact"/>
         <w:numPr>
           <w:ilvl w:val="0"/>
-          <w:numId w:val="1003"/>
+          <w:numId w:val="1015"/>
         </w:numPr>
       </w:pPr>
       <w:r>
@@ -4984,7 +5086,7 @@
         <w:pStyle w:val="Compact"/>
         <w:numPr>
           <w:ilvl w:val="0"/>
-          <w:numId w:val="1003"/>
+          <w:numId w:val="1015"/>
         </w:numPr>
       </w:pPr>
       <w:r>
@@ -5006,7 +5108,7 @@
         <w:pStyle w:val="Compact"/>
         <w:numPr>
           <w:ilvl w:val="0"/>
-          <w:numId w:val="1003"/>
+          <w:numId w:val="1015"/>
         </w:numPr>
       </w:pPr>
       <w:r>
@@ -5096,11 +5198,17 @@
       <w:r>
         <w:t xml:space="preserve">Suppose we have:</w:t>
       </w:r>
-      <w:r>
-        <w:t xml:space="preserve"> </w:t>
-      </w:r>
-      <w:r>
-        <w:t xml:space="preserve">- 30% of population: Prevented only by</w:t>
+    </w:p>
+    <w:p>
+      <w:pPr>
+        <w:pStyle w:val="Compact"/>
+        <w:numPr>
+          <w:ilvl w:val="0"/>
+          <w:numId w:val="1016"/>
+        </w:numPr>
+      </w:pPr>
+      <w:r>
+        <w:t xml:space="preserve">30% of population: Prevented only by</w:t>
       </w:r>
       <w:r>
         <w:t xml:space="preserve"> </w:t>
@@ -5110,11 +5218,17 @@
           <m:t>A</m:t>
         </m:r>
       </m:oMath>
-      <w:r>
-        <w:t xml:space="preserve"> </w:t>
-      </w:r>
-      <w:r>
-        <w:t xml:space="preserve">- 20% of population: Prevented only by</w:t>
+    </w:p>
+    <w:p>
+      <w:pPr>
+        <w:pStyle w:val="Compact"/>
+        <w:numPr>
+          <w:ilvl w:val="0"/>
+          <w:numId w:val="1016"/>
+        </w:numPr>
+      </w:pPr>
+      <w:r>
+        <w:t xml:space="preserve">20% of population: Prevented only by</w:t>
       </w:r>
       <w:r>
         <w:t xml:space="preserve"> </w:t>
@@ -5124,11 +5238,17 @@
           <m:t>E</m:t>
         </m:r>
       </m:oMath>
-      <w:r>
-        <w:t xml:space="preserve"> </w:t>
-      </w:r>
-      <w:r>
-        <w:t xml:space="preserve">- 10% of population: Prevented only by both</w:t>
+    </w:p>
+    <w:p>
+      <w:pPr>
+        <w:pStyle w:val="Compact"/>
+        <w:numPr>
+          <w:ilvl w:val="0"/>
+          <w:numId w:val="1016"/>
+        </w:numPr>
+      </w:pPr>
+      <w:r>
+        <w:t xml:space="preserve">10% of population: Prevented only by both</w:t>
       </w:r>
       <w:r>
         <w:t xml:space="preserve"> </w:t>
@@ -5158,29 +5278,35 @@
       <w:r>
         <w:t xml:space="preserve">together</w:t>
       </w:r>
-      <w:r>
-        <w:t xml:space="preserve"> </w:t>
-      </w:r>
-      <w:r>
-        <w:t xml:space="preserve">- 40% of population: Immune (never get disease)</w:t>
-      </w:r>
-    </w:p>
-    <w:p>
-      <w:pPr>
-        <w:pStyle w:val="BodyText"/>
+    </w:p>
+    <w:p>
+      <w:pPr>
+        <w:pStyle w:val="Compact"/>
+        <w:numPr>
+          <w:ilvl w:val="0"/>
+          <w:numId w:val="1016"/>
+        </w:numPr>
+      </w:pPr>
+      <w:r>
+        <w:t xml:space="preserve">40% of population: Immune (never get disease)</w:t>
+      </w:r>
+    </w:p>
+    <w:p>
+      <w:pPr>
+        <w:pStyle w:val="FirstParagraph"/>
       </w:pPr>
       <w:r>
         <w:t xml:space="preserve">Then:</w:t>
       </w:r>
-      <w:r>
-        <w:t xml:space="preserve"> </w:t>
-      </w:r>
-      <w:r>
-        <w:t xml:space="preserve">-</w:t>
-      </w:r>
-      <w:r>
-        <w:t xml:space="preserve"> </w:t>
-      </w:r>
+    </w:p>
+    <w:p>
+      <w:pPr>
+        <w:pStyle w:val="Compact"/>
+        <w:numPr>
+          <w:ilvl w:val="0"/>
+          <w:numId w:val="1017"/>
+        </w:numPr>
+      </w:pPr>
       <m:oMath>
         <m:r>
           <m:t>E</m:t>
@@ -5253,15 +5379,15 @@
           <m:t>0.60</m:t>
         </m:r>
       </m:oMath>
-      <w:r>
-        <w:t xml:space="preserve"> </w:t>
-      </w:r>
-      <w:r>
-        <w:t xml:space="preserve">-</w:t>
-      </w:r>
-      <w:r>
-        <w:t xml:space="preserve"> </w:t>
-      </w:r>
+    </w:p>
+    <w:p>
+      <w:pPr>
+        <w:pStyle w:val="Compact"/>
+        <w:numPr>
+          <w:ilvl w:val="0"/>
+          <w:numId w:val="1017"/>
+        </w:numPr>
+      </w:pPr>
       <m:oMath>
         <m:r>
           <m:t>E</m:t>
@@ -5345,15 +5471,15 @@
       <w:r>
         <w:t xml:space="preserve">no longer get disease)</w:t>
       </w:r>
-      <w:r>
-        <w:t xml:space="preserve"> </w:t>
-      </w:r>
-      <w:r>
-        <w:t xml:space="preserve">-</w:t>
-      </w:r>
-      <w:r>
-        <w:t xml:space="preserve"> </w:t>
-      </w:r>
+    </w:p>
+    <w:p>
+      <w:pPr>
+        <w:pStyle w:val="Compact"/>
+        <w:numPr>
+          <w:ilvl w:val="0"/>
+          <w:numId w:val="1017"/>
+        </w:numPr>
+      </w:pPr>
       <m:oMath>
         <m:r>
           <m:t>E</m:t>
@@ -5437,15 +5563,15 @@
       <w:r>
         <w:t xml:space="preserve">no longer get disease)</w:t>
       </w:r>
-      <w:r>
-        <w:t xml:space="preserve"> </w:t>
-      </w:r>
-      <w:r>
-        <w:t xml:space="preserve">-</w:t>
-      </w:r>
-      <w:r>
-        <w:t xml:space="preserve"> </w:t>
-      </w:r>
+    </w:p>
+    <w:p>
+      <w:pPr>
+        <w:pStyle w:val="Compact"/>
+        <w:numPr>
+          <w:ilvl w:val="0"/>
+          <w:numId w:val="1017"/>
+        </w:numPr>
+      </w:pPr>
       <m:oMath>
         <m:r>
           <m:t>E</m:t>
@@ -5500,7 +5626,7 @@
     </w:p>
     <w:p>
       <w:pPr>
-        <w:pStyle w:val="BodyText"/>
+        <w:pStyle w:val="FirstParagraph"/>
       </w:pPr>
       <w:r>
         <w:rPr>
@@ -5593,11 +5719,17 @@
       <w:r>
         <w:t xml:space="preserve">This example illustrates that:</w:t>
       </w:r>
-      <w:r>
-        <w:t xml:space="preserve"> </w:t>
-      </w:r>
-      <w:r>
-        <w:t xml:space="preserve">- Existence of synergistic response types does</w:t>
+    </w:p>
+    <w:p>
+      <w:pPr>
+        <w:pStyle w:val="Compact"/>
+        <w:numPr>
+          <w:ilvl w:val="0"/>
+          <w:numId w:val="1018"/>
+        </w:numPr>
+      </w:pPr>
+      <w:r>
+        <w:t xml:space="preserve">Existence of synergistic response types does</w:t>
       </w:r>
       <w:r>
         <w:t xml:space="preserve"> </w:t>
@@ -5615,11 +5747,17 @@
       <w:r>
         <w:t xml:space="preserve">guarantee additive interaction will be detected</w:t>
       </w:r>
-      <w:r>
-        <w:t xml:space="preserve"> </w:t>
-      </w:r>
-      <w:r>
-        <w:t xml:space="preserve">- Interaction depends on the</w:t>
+    </w:p>
+    <w:p>
+      <w:pPr>
+        <w:pStyle w:val="Compact"/>
+        <w:numPr>
+          <w:ilvl w:val="0"/>
+          <w:numId w:val="1018"/>
+        </w:numPr>
+      </w:pPr>
+      <w:r>
+        <w:t xml:space="preserve">Interaction depends on the</w:t>
       </w:r>
       <w:r>
         <w:t xml:space="preserve"> </w:t>
@@ -5637,16 +5775,22 @@
       <w:r>
         <w:t xml:space="preserve">of different response types</w:t>
       </w:r>
-      <w:r>
-        <w:t xml:space="preserve"> </w:t>
-      </w:r>
-      <w:r>
-        <w:t xml:space="preserve">- Different scales (additive vs. multiplicative) may reveal interaction even when others do not</w:t>
-      </w:r>
-    </w:p>
-    <w:p>
-      <w:pPr>
-        <w:pStyle w:val="BodyText"/>
+    </w:p>
+    <w:p>
+      <w:pPr>
+        <w:pStyle w:val="Compact"/>
+        <w:numPr>
+          <w:ilvl w:val="0"/>
+          <w:numId w:val="1018"/>
+        </w:numPr>
+      </w:pPr>
+      <w:r>
+        <w:t xml:space="preserve">Different scales (additive vs. multiplicative) may reveal interaction even when others do not</w:t>
+      </w:r>
+    </w:p>
+    <w:p>
+      <w:pPr>
+        <w:pStyle w:val="FirstParagraph"/>
       </w:pPr>
       <w:r>
         <w:t xml:space="preserve">The response type framework provides a mechanistic interpretation of interaction but requires strong assumptions (monotonicity, no redundancy) to map cleanly onto observed interaction measures.</w:t>
@@ -5842,7 +5986,7 @@
       <w:pPr>
         <w:numPr>
           <w:ilvl w:val="0"/>
-          <w:numId w:val="1004"/>
+          <w:numId w:val="1019"/>
         </w:numPr>
       </w:pPr>
       <w:r>
@@ -5860,7 +6004,7 @@
       <w:pPr>
         <w:numPr>
           <w:ilvl w:val="0"/>
-          <w:numId w:val="1004"/>
+          <w:numId w:val="1019"/>
         </w:numPr>
       </w:pPr>
       <w:r>
@@ -5878,7 +6022,7 @@
       <w:pPr>
         <w:numPr>
           <w:ilvl w:val="0"/>
-          <w:numId w:val="1004"/>
+          <w:numId w:val="1019"/>
         </w:numPr>
       </w:pPr>
       <w:r>
@@ -5896,7 +6040,7 @@
       <w:pPr>
         <w:numPr>
           <w:ilvl w:val="0"/>
-          <w:numId w:val="1004"/>
+          <w:numId w:val="1019"/>
         </w:numPr>
       </w:pPr>
       <w:r>
@@ -6101,11 +6245,17 @@
       <w:r>
         <w:t xml:space="preserve">:</w:t>
       </w:r>
-      <w:r>
-        <w:t xml:space="preserve"> </w:t>
-      </w:r>
-      <w:r>
-        <w:t xml:space="preserve">- Neither</w:t>
+    </w:p>
+    <w:p>
+      <w:pPr>
+        <w:pStyle w:val="Compact"/>
+        <w:numPr>
+          <w:ilvl w:val="0"/>
+          <w:numId w:val="1020"/>
+        </w:numPr>
+      </w:pPr>
+      <w:r>
+        <w:t xml:space="preserve">Neither</w:t>
       </w:r>
       <w:r>
         <w:t xml:space="preserve"> </w:t>
@@ -6135,11 +6285,17 @@
       <w:r>
         <w:t xml:space="preserve">alone completes a sufficient cause</w:t>
       </w:r>
-      <w:r>
-        <w:t xml:space="preserve"> </w:t>
-      </w:r>
-      <w:r>
-        <w:t xml:space="preserve">- But</w:t>
+    </w:p>
+    <w:p>
+      <w:pPr>
+        <w:pStyle w:val="Compact"/>
+        <w:numPr>
+          <w:ilvl w:val="0"/>
+          <w:numId w:val="1020"/>
+        </w:numPr>
+      </w:pPr>
+      <w:r>
+        <w:t xml:space="preserve">But</w:t>
       </w:r>
       <w:r>
         <w:t xml:space="preserve"> </w:t>
@@ -6169,16 +6325,64 @@
       <w:r>
         <w:t xml:space="preserve">together (plus other unknown components) form a sufficient cause</w:t>
       </w:r>
-      <w:r>
-        <w:t xml:space="preserve"> </w:t>
-      </w:r>
-      <w:r>
-        <w:t xml:space="preserve">- Therefore, the joint effect exceeds the sum of individual effects</w:t>
+    </w:p>
+    <w:p>
+      <w:pPr>
+        <w:pStyle w:val="Compact"/>
+        <w:numPr>
+          <w:ilvl w:val="0"/>
+          <w:numId w:val="1020"/>
+        </w:numPr>
+      </w:pPr>
+      <w:r>
+        <w:t xml:space="preserve">Therefore, the joint effect exceeds the sum of individual effects</w:t>
       </w:r>
     </w:p>
     <w:bookmarkStart w:id="38" w:name="exm-sufficient-cause-interaction"/>
     <w:p>
       <w:pPr>
+        <w:pStyle w:val="FirstParagraph"/>
+      </w:pPr>
+      <w:r>
+        <w:rPr>
+          <w:b/>
+          <w:bCs/>
+        </w:rPr>
+        <w:t xml:space="preserve">Example 4 (Sufficient Cause Interaction Example)</w:t>
+      </w:r>
+      <w:r>
+        <w:t xml:space="preserve"> </w:t>
+      </w:r>
+      <w:r>
+        <w:t xml:space="preserve">Consider the effect of smoking (</w:t>
+      </w:r>
+      <m:oMath>
+        <m:r>
+          <m:t>A</m:t>
+        </m:r>
+      </m:oMath>
+      <w:r>
+        <w:t xml:space="preserve">) and asbestos exposure (</w:t>
+      </w:r>
+      <m:oMath>
+        <m:r>
+          <m:t>E</m:t>
+        </m:r>
+      </m:oMath>
+      <w:r>
+        <w:t xml:space="preserve">) on lung cancer (</w:t>
+      </w:r>
+      <m:oMath>
+        <m:r>
+          <m:t>Y</m:t>
+        </m:r>
+      </m:oMath>
+      <w:r>
+        <w:t xml:space="preserve">):</w:t>
+      </w:r>
+    </w:p>
+    <w:p>
+      <w:pPr>
         <w:pStyle w:val="BodyText"/>
       </w:pPr>
       <w:r>
@@ -6186,37 +6390,36 @@
           <w:b/>
           <w:bCs/>
         </w:rPr>
-        <w:t xml:space="preserve">Example 4 (Sufficient Cause Interaction Example)</w:t>
-      </w:r>
-      <w:r>
-        <w:t xml:space="preserve"> </w:t>
-      </w:r>
-      <w:r>
-        <w:t xml:space="preserve">Consider the effect of smoking (</w:t>
-      </w:r>
-      <m:oMath>
-        <m:r>
-          <m:t>A</m:t>
-        </m:r>
-      </m:oMath>
-      <w:r>
-        <w:t xml:space="preserve">) and asbestos exposure (</w:t>
-      </w:r>
-      <m:oMath>
-        <m:r>
-          <m:t>E</m:t>
-        </m:r>
-      </m:oMath>
-      <w:r>
-        <w:t xml:space="preserve">) on lung cancer (</w:t>
-      </w:r>
-      <m:oMath>
-        <m:r>
-          <m:t>Y</m:t>
-        </m:r>
-      </m:oMath>
-      <w:r>
-        <w:t xml:space="preserve">):</w:t>
+        <w:t xml:space="preserve">Sufficient Cause I</w:t>
+      </w:r>
+      <w:r>
+        <w:t xml:space="preserve">: Smoking + Asbestos + Unknown factors U₁</w:t>
+      </w:r>
+      <w:r>
+        <w:t xml:space="preserve"> </w:t>
+      </w:r>
+      <w:r>
+        <w:rPr>
+          <w:b/>
+          <w:bCs/>
+        </w:rPr>
+        <w:t xml:space="preserve">Sufficient Cause II</w:t>
+      </w:r>
+      <w:r>
+        <w:t xml:space="preserve">: Smoking + Unknown factors U₂</w:t>
+      </w:r>
+      <w:r>
+        <w:br/>
+      </w:r>
+      <w:r>
+        <w:rPr>
+          <w:b/>
+          <w:bCs/>
+        </w:rPr>
+        <w:t xml:space="preserve">Sufficient Cause III</w:t>
+      </w:r>
+      <w:r>
+        <w:t xml:space="preserve">: Asbestos + Unknown factors U₃</w:t>
       </w:r>
     </w:p>
     <w:p>
@@ -6224,58 +6427,17 @@
         <w:pStyle w:val="BodyText"/>
       </w:pPr>
       <w:r>
-        <w:rPr>
-          <w:b/>
-          <w:bCs/>
-        </w:rPr>
-        <w:t xml:space="preserve">Sufficient Cause I</w:t>
-      </w:r>
-      <w:r>
-        <w:t xml:space="preserve">: Smoking + Asbestos + Unknown factors U₁</w:t>
-      </w:r>
-      <w:r>
-        <w:t xml:space="preserve"> </w:t>
-      </w:r>
-      <w:r>
-        <w:rPr>
-          <w:b/>
-          <w:bCs/>
-        </w:rPr>
-        <w:t xml:space="preserve">Sufficient Cause II</w:t>
-      </w:r>
-      <w:r>
-        <w:t xml:space="preserve">: Smoking + Unknown factors U₂</w:t>
-      </w:r>
-      <w:r>
-        <w:br/>
-      </w:r>
-      <w:r>
-        <w:rPr>
-          <w:b/>
-          <w:bCs/>
-        </w:rPr>
-        <w:t xml:space="preserve">Sufficient Cause III</w:t>
-      </w:r>
-      <w:r>
-        <w:t xml:space="preserve">: Asbestos + Unknown factors U₃</w:t>
-      </w:r>
-    </w:p>
-    <w:p>
-      <w:pPr>
-        <w:pStyle w:val="BodyText"/>
-      </w:pPr>
-      <w:r>
         <w:t xml:space="preserve">If an individual has Unknown factors U₁ but not U₂ or U₃:</w:t>
       </w:r>
-      <w:r>
-        <w:t xml:space="preserve"> </w:t>
-      </w:r>
-      <w:r>
-        <w:t xml:space="preserve">-</w:t>
-      </w:r>
-      <w:r>
-        <w:t xml:space="preserve"> </w:t>
-      </w:r>
+    </w:p>
+    <w:p>
+      <w:pPr>
+        <w:pStyle w:val="Compact"/>
+        <w:numPr>
+          <w:ilvl w:val="0"/>
+          <w:numId w:val="1021"/>
+        </w:numPr>
+      </w:pPr>
       <m:oMath>
         <m:sSup>
           <m:e>
@@ -6332,15 +6494,15 @@
       <w:r>
         <w:t xml:space="preserve">(no sufficient cause completed)</w:t>
       </w:r>
-      <w:r>
-        <w:t xml:space="preserve"> </w:t>
-      </w:r>
-      <w:r>
-        <w:t xml:space="preserve">-</w:t>
-      </w:r>
-      <w:r>
-        <w:t xml:space="preserve"> </w:t>
-      </w:r>
+    </w:p>
+    <w:p>
+      <w:pPr>
+        <w:pStyle w:val="Compact"/>
+        <w:numPr>
+          <w:ilvl w:val="0"/>
+          <w:numId w:val="1021"/>
+        </w:numPr>
+      </w:pPr>
       <m:oMath>
         <m:sSup>
           <m:e>
@@ -6397,15 +6559,15 @@
       <w:r>
         <w:t xml:space="preserve">(smoking alone doesn’t complete a sufficient cause)</w:t>
       </w:r>
-      <w:r>
-        <w:t xml:space="preserve"> </w:t>
-      </w:r>
-      <w:r>
-        <w:t xml:space="preserve">-</w:t>
-      </w:r>
-      <w:r>
-        <w:t xml:space="preserve"> </w:t>
-      </w:r>
+    </w:p>
+    <w:p>
+      <w:pPr>
+        <w:pStyle w:val="Compact"/>
+        <w:numPr>
+          <w:ilvl w:val="0"/>
+          <w:numId w:val="1021"/>
+        </w:numPr>
+      </w:pPr>
       <m:oMath>
         <m:sSup>
           <m:e>
@@ -6462,15 +6624,15 @@
       <w:r>
         <w:t xml:space="preserve">(asbestos alone doesn’t complete a sufficient cause)</w:t>
       </w:r>
-      <w:r>
-        <w:t xml:space="preserve"> </w:t>
-      </w:r>
-      <w:r>
-        <w:t xml:space="preserve">-</w:t>
-      </w:r>
-      <w:r>
-        <w:t xml:space="preserve"> </w:t>
-      </w:r>
+    </w:p>
+    <w:p>
+      <w:pPr>
+        <w:pStyle w:val="Compact"/>
+        <w:numPr>
+          <w:ilvl w:val="0"/>
+          <w:numId w:val="1021"/>
+        </w:numPr>
+      </w:pPr>
       <m:oMath>
         <m:sSup>
           <m:e>
@@ -6530,31 +6692,31 @@
     </w:p>
     <w:p>
       <w:pPr>
+        <w:pStyle w:val="FirstParagraph"/>
+      </w:pPr>
+      <w:r>
+        <w:t xml:space="preserve">This is</w:t>
+      </w:r>
+      <w:r>
+        <w:t xml:space="preserve"> </w:t>
+      </w:r>
+      <w:r>
+        <w:rPr>
+          <w:b/>
+          <w:bCs/>
+        </w:rPr>
+        <w:t xml:space="preserve">pure synergism</w:t>
+      </w:r>
+      <w:r>
+        <w:t xml:space="preserve">: neither treatment alone has an effect, but the combination does.</w:t>
+      </w:r>
+    </w:p>
+    <w:bookmarkEnd w:id="38"/>
+    <w:p>
+      <w:pPr>
         <w:pStyle w:val="BodyText"/>
       </w:pPr>
       <w:r>
-        <w:t xml:space="preserve">This is</w:t>
-      </w:r>
-      <w:r>
-        <w:t xml:space="preserve"> </w:t>
-      </w:r>
-      <w:r>
-        <w:rPr>
-          <w:b/>
-          <w:bCs/>
-        </w:rPr>
-        <w:t xml:space="preserve">pure synergism</w:t>
-      </w:r>
-      <w:r>
-        <w:t xml:space="preserve">: neither treatment alone has an effect, but the combination does.</w:t>
-      </w:r>
-    </w:p>
-    <w:bookmarkEnd w:id="38"/>
-    <w:p>
-      <w:pPr>
-        <w:pStyle w:val="BodyText"/>
-      </w:pPr>
-      <w:r>
         <w:rPr>
           <w:b/>
           <w:bCs/>
@@ -6569,7 +6731,7 @@
       <w:pPr>
         <w:numPr>
           <w:ilvl w:val="0"/>
-          <w:numId w:val="1005"/>
+          <w:numId w:val="1022"/>
         </w:numPr>
       </w:pPr>
       <w:r>
@@ -6587,7 +6749,7 @@
       <w:pPr>
         <w:numPr>
           <w:ilvl w:val="0"/>
-          <w:numId w:val="1005"/>
+          <w:numId w:val="1022"/>
         </w:numPr>
       </w:pPr>
       <w:r>
@@ -6615,11 +6777,17 @@
       <w:r>
         <w:t xml:space="preserve">:</w:t>
       </w:r>
-      <w:r>
-        <w:t xml:space="preserve"> </w:t>
-      </w:r>
-      <w:r>
-        <w:t xml:space="preserve">- Sufficient cause interaction (synergism) implies positive additive interaction in the population</w:t>
+    </w:p>
+    <w:p>
+      <w:pPr>
+        <w:pStyle w:val="Compact"/>
+        <w:numPr>
+          <w:ilvl w:val="0"/>
+          <w:numId w:val="1023"/>
+        </w:numPr>
+      </w:pPr>
+      <w:r>
+        <w:t xml:space="preserve">Sufficient cause interaction (synergism) implies positive additive interaction in the population</w:t>
       </w:r>
       <w:r>
         <w:t xml:space="preserve"> </w:t>
@@ -6637,16 +6805,22 @@
       <w:r>
         <w:t xml:space="preserve">the sufficient cause is common enough</w:t>
       </w:r>
-      <w:r>
-        <w:t xml:space="preserve"> </w:t>
-      </w:r>
-      <w:r>
-        <w:t xml:space="preserve">- However, positive additive interaction can occur even without sufficient cause interaction (e.g., if treatments prevent the outcome via independent pathways but with different magnitudes)</w:t>
-      </w:r>
-    </w:p>
-    <w:p>
-      <w:pPr>
-        <w:pStyle w:val="BodyText"/>
+    </w:p>
+    <w:p>
+      <w:pPr>
+        <w:pStyle w:val="Compact"/>
+        <w:numPr>
+          <w:ilvl w:val="0"/>
+          <w:numId w:val="1023"/>
+        </w:numPr>
+      </w:pPr>
+      <w:r>
+        <w:t xml:space="preserve">However, positive additive interaction can occur even without sufficient cause interaction (e.g., if treatments prevent the outcome via independent pathways but with different magnitudes)</w:t>
+      </w:r>
+    </w:p>
+    <w:p>
+      <w:pPr>
+        <w:pStyle w:val="FirstParagraph"/>
       </w:pPr>
       <w:r>
         <w:rPr>
@@ -6692,7 +6866,7 @@
         <w:pStyle w:val="Compact"/>
         <w:numPr>
           <w:ilvl w:val="0"/>
-          <w:numId w:val="1006"/>
+          <w:numId w:val="1024"/>
         </w:numPr>
       </w:pPr>
       <w:r>
@@ -6711,7 +6885,7 @@
         <w:pStyle w:val="Compact"/>
         <w:numPr>
           <w:ilvl w:val="0"/>
-          <w:numId w:val="1006"/>
+          <w:numId w:val="1024"/>
         </w:numPr>
       </w:pPr>
       <w:r>
@@ -6730,7 +6904,7 @@
         <w:pStyle w:val="Compact"/>
         <w:numPr>
           <w:ilvl w:val="0"/>
-          <w:numId w:val="1006"/>
+          <w:numId w:val="1024"/>
         </w:numPr>
       </w:pPr>
       <w:r>
@@ -6749,7 +6923,7 @@
         <w:pStyle w:val="Compact"/>
         <w:numPr>
           <w:ilvl w:val="0"/>
-          <w:numId w:val="1006"/>
+          <w:numId w:val="1024"/>
         </w:numPr>
       </w:pPr>
       <w:r>
@@ -6778,7 +6952,7 @@
         <w:pStyle w:val="Compact"/>
         <w:numPr>
           <w:ilvl w:val="0"/>
-          <w:numId w:val="1007"/>
+          <w:numId w:val="1025"/>
         </w:numPr>
       </w:pPr>
       <w:r>
@@ -6797,7 +6971,7 @@
         <w:pStyle w:val="Compact"/>
         <w:numPr>
           <w:ilvl w:val="0"/>
-          <w:numId w:val="1007"/>
+          <w:numId w:val="1025"/>
         </w:numPr>
       </w:pPr>
       <w:r>
@@ -6816,7 +6990,7 @@
         <w:pStyle w:val="Compact"/>
         <w:numPr>
           <w:ilvl w:val="0"/>
-          <w:numId w:val="1007"/>
+          <w:numId w:val="1025"/>
         </w:numPr>
       </w:pPr>
       <w:r>
@@ -6835,7 +7009,7 @@
         <w:pStyle w:val="Compact"/>
         <w:numPr>
           <w:ilvl w:val="0"/>
-          <w:numId w:val="1007"/>
+          <w:numId w:val="1025"/>
         </w:numPr>
       </w:pPr>
       <w:r>
@@ -6875,28 +7049,46 @@
         </w:rPr>
         <w:t xml:space="preserve">Why prioritize counterfactuals?</w:t>
       </w:r>
-      <w:r>
-        <w:t xml:space="preserve"> </w:t>
-      </w:r>
-      <w:r>
-        <w:t xml:space="preserve">- Sufficient cause model makes strong untestable assumptions (determinism, completeness of sufficient causes)</w:t>
-      </w:r>
-      <w:r>
-        <w:t xml:space="preserve"> </w:t>
-      </w:r>
-      <w:r>
-        <w:t xml:space="preserve">- Counterfactual framework is more flexible and connects better to modern statistical methods</w:t>
-      </w:r>
-      <w:r>
-        <w:t xml:space="preserve"> </w:t>
-      </w:r>
-      <w:r>
-        <w:t xml:space="preserve">- Most interaction research is in the potential outcomes tradition</w:t>
-      </w:r>
-    </w:p>
-    <w:p>
-      <w:pPr>
-        <w:pStyle w:val="BodyText"/>
+    </w:p>
+    <w:p>
+      <w:pPr>
+        <w:pStyle w:val="Compact"/>
+        <w:numPr>
+          <w:ilvl w:val="0"/>
+          <w:numId w:val="1026"/>
+        </w:numPr>
+      </w:pPr>
+      <w:r>
+        <w:t xml:space="preserve">Sufficient cause model makes strong untestable assumptions (determinism, completeness of sufficient causes)</w:t>
+      </w:r>
+    </w:p>
+    <w:p>
+      <w:pPr>
+        <w:pStyle w:val="Compact"/>
+        <w:numPr>
+          <w:ilvl w:val="0"/>
+          <w:numId w:val="1026"/>
+        </w:numPr>
+      </w:pPr>
+      <w:r>
+        <w:t xml:space="preserve">Counterfactual framework is more flexible and connects better to modern statistical methods</w:t>
+      </w:r>
+    </w:p>
+    <w:p>
+      <w:pPr>
+        <w:pStyle w:val="Compact"/>
+        <w:numPr>
+          <w:ilvl w:val="0"/>
+          <w:numId w:val="1026"/>
+        </w:numPr>
+      </w:pPr>
+      <w:r>
+        <w:t xml:space="preserve">Most interaction research is in the potential outcomes tradition</w:t>
+      </w:r>
+    </w:p>
+    <w:p>
+      <w:pPr>
+        <w:pStyle w:val="FirstParagraph"/>
       </w:pPr>
       <w:r>
         <w:rPr>
@@ -6905,34 +7097,58 @@
         </w:rPr>
         <w:t xml:space="preserve">When to use sufficient cause thinking?</w:t>
       </w:r>
-      <w:r>
-        <w:t xml:space="preserve"> </w:t>
-      </w:r>
-      <w:r>
-        <w:t xml:space="preserve">- When seeking mechanistic explanations</w:t>
-      </w:r>
-      <w:r>
-        <w:t xml:space="preserve"> </w:t>
-      </w:r>
-      <w:r>
-        <w:t xml:space="preserve">- When biological synergism is the scientific question</w:t>
-      </w:r>
-      <w:r>
-        <w:t xml:space="preserve"> </w:t>
-      </w:r>
-      <w:r>
-        <w:t xml:space="preserve">- When teaching interaction to those unfamiliar with potential outcomes</w:t>
-      </w:r>
-      <w:r>
-        <w:t xml:space="preserve"> </w:t>
-      </w:r>
-      <w:r>
-        <w:t xml:space="preserve">- As a conceptual tool alongside formal potential outcomes analysis</w:t>
-      </w:r>
-    </w:p>
-    <w:p>
-      <w:pPr>
-        <w:pStyle w:val="BodyText"/>
+    </w:p>
+    <w:p>
+      <w:pPr>
+        <w:pStyle w:val="Compact"/>
+        <w:numPr>
+          <w:ilvl w:val="0"/>
+          <w:numId w:val="1027"/>
+        </w:numPr>
+      </w:pPr>
+      <w:r>
+        <w:t xml:space="preserve">When seeking mechanistic explanations</w:t>
+      </w:r>
+    </w:p>
+    <w:p>
+      <w:pPr>
+        <w:pStyle w:val="Compact"/>
+        <w:numPr>
+          <w:ilvl w:val="0"/>
+          <w:numId w:val="1027"/>
+        </w:numPr>
+      </w:pPr>
+      <w:r>
+        <w:t xml:space="preserve">When biological synergism is the scientific question</w:t>
+      </w:r>
+    </w:p>
+    <w:p>
+      <w:pPr>
+        <w:pStyle w:val="Compact"/>
+        <w:numPr>
+          <w:ilvl w:val="0"/>
+          <w:numId w:val="1027"/>
+        </w:numPr>
+      </w:pPr>
+      <w:r>
+        <w:t xml:space="preserve">When teaching interaction to those unfamiliar with potential outcomes</w:t>
+      </w:r>
+    </w:p>
+    <w:p>
+      <w:pPr>
+        <w:pStyle w:val="Compact"/>
+        <w:numPr>
+          <w:ilvl w:val="0"/>
+          <w:numId w:val="1027"/>
+        </w:numPr>
+      </w:pPr>
+      <w:r>
+        <w:t xml:space="preserve">As a conceptual tool alongside formal potential outcomes analysis</w:t>
+      </w:r>
+    </w:p>
+    <w:p>
+      <w:pPr>
+        <w:pStyle w:val="FirstParagraph"/>
       </w:pPr>
       <w:r>
         <w:rPr>
@@ -6999,7 +7215,7 @@
       <w:pPr>
         <w:numPr>
           <w:ilvl w:val="0"/>
-          <w:numId w:val="1008"/>
+          <w:numId w:val="1028"/>
         </w:numPr>
       </w:pPr>
       <w:r>
@@ -7277,7 +7493,7 @@
       <w:pPr>
         <w:numPr>
           <w:ilvl w:val="0"/>
-          <w:numId w:val="1008"/>
+          <w:numId w:val="1028"/>
         </w:numPr>
       </w:pPr>
       <w:r>
@@ -7322,7 +7538,7 @@
       <w:pPr>
         <w:numPr>
           <w:ilvl w:val="0"/>
-          <w:numId w:val="1008"/>
+          <w:numId w:val="1028"/>
         </w:numPr>
       </w:pPr>
       <w:r>
@@ -7340,7 +7556,7 @@
       <w:pPr>
         <w:numPr>
           <w:ilvl w:val="0"/>
-          <w:numId w:val="1008"/>
+          <w:numId w:val="1028"/>
         </w:numPr>
       </w:pPr>
       <w:r>
@@ -7358,7 +7574,7 @@
       <w:pPr>
         <w:numPr>
           <w:ilvl w:val="0"/>
-          <w:numId w:val="1008"/>
+          <w:numId w:val="1028"/>
         </w:numPr>
       </w:pPr>
       <w:r>
@@ -7376,7 +7592,7 @@
       <w:pPr>
         <w:numPr>
           <w:ilvl w:val="0"/>
-          <w:numId w:val="1008"/>
+          <w:numId w:val="1028"/>
         </w:numPr>
       </w:pPr>
       <w:r>
@@ -7404,15 +7620,15 @@
       <w:r>
         <w:t xml:space="preserve">:</w:t>
       </w:r>
-      <w:r>
-        <w:t xml:space="preserve"> </w:t>
-      </w:r>
-      <w:r>
-        <w:t xml:space="preserve">-</w:t>
-      </w:r>
-      <w:r>
-        <w:t xml:space="preserve"> </w:t>
-      </w:r>
+    </w:p>
+    <w:p>
+      <w:pPr>
+        <w:pStyle w:val="Compact"/>
+        <w:numPr>
+          <w:ilvl w:val="0"/>
+          <w:numId w:val="1029"/>
+        </w:numPr>
+      </w:pPr>
       <w:r>
         <w:rPr>
           <w:b/>
@@ -7448,15 +7664,15 @@
           <m:t>V</m:t>
         </m:r>
       </m:oMath>
-      <w:r>
-        <w:t xml:space="preserve"> </w:t>
-      </w:r>
-      <w:r>
-        <w:t xml:space="preserve">-</w:t>
-      </w:r>
-      <w:r>
-        <w:t xml:space="preserve"> </w:t>
-      </w:r>
+    </w:p>
+    <w:p>
+      <w:pPr>
+        <w:pStyle w:val="Compact"/>
+        <w:numPr>
+          <w:ilvl w:val="0"/>
+          <w:numId w:val="1029"/>
+        </w:numPr>
+      </w:pPr>
       <w:r>
         <w:rPr>
           <w:b/>
@@ -7501,7 +7717,7 @@
     </w:p>
     <w:p>
       <w:pPr>
-        <w:pStyle w:val="BodyText"/>
+        <w:pStyle w:val="FirstParagraph"/>
       </w:pPr>
       <w:r>
         <w:rPr>
@@ -7513,15 +7729,15 @@
       <w:r>
         <w:t xml:space="preserve">:</w:t>
       </w:r>
-      <w:r>
-        <w:t xml:space="preserve"> </w:t>
-      </w:r>
-      <w:r>
-        <w:t xml:space="preserve">-</w:t>
-      </w:r>
-      <w:r>
-        <w:t xml:space="preserve"> </w:t>
-      </w:r>
+    </w:p>
+    <w:p>
+      <w:pPr>
+        <w:pStyle w:val="Compact"/>
+        <w:numPr>
+          <w:ilvl w:val="0"/>
+          <w:numId w:val="1030"/>
+        </w:numPr>
+      </w:pPr>
       <w:r>
         <w:rPr>
           <w:b/>
@@ -7532,15 +7748,15 @@
       <w:r>
         <w:t xml:space="preserve">: Causal diagrams provide graphical tools for understanding when and how to adjust for confounding</w:t>
       </w:r>
-      <w:r>
-        <w:t xml:space="preserve"> </w:t>
-      </w:r>
-      <w:r>
-        <w:t xml:space="preserve">-</w:t>
-      </w:r>
-      <w:r>
-        <w:t xml:space="preserve"> </w:t>
-      </w:r>
+    </w:p>
+    <w:p>
+      <w:pPr>
+        <w:pStyle w:val="Compact"/>
+        <w:numPr>
+          <w:ilvl w:val="0"/>
+          <w:numId w:val="1030"/>
+        </w:numPr>
+      </w:pPr>
       <w:r>
         <w:rPr>
           <w:b/>
@@ -7551,15 +7767,15 @@
       <w:r>
         <w:t xml:space="preserve">: Detailed treatment of confounding</w:t>
       </w:r>
-      <w:r>
-        <w:t xml:space="preserve"> </w:t>
-      </w:r>
-      <w:r>
-        <w:t xml:space="preserve">-</w:t>
-      </w:r>
-      <w:r>
-        <w:t xml:space="preserve"> </w:t>
-      </w:r>
+    </w:p>
+    <w:p>
+      <w:pPr>
+        <w:pStyle w:val="Compact"/>
+        <w:numPr>
+          <w:ilvl w:val="0"/>
+          <w:numId w:val="1030"/>
+        </w:numPr>
+      </w:pPr>
       <w:r>
         <w:rPr>
           <w:b/>
@@ -7570,15 +7786,15 @@
       <w:r>
         <w:t xml:space="preserve">: The g-formula provides a flexible method for estimating effects when both confounding and interaction are present</w:t>
       </w:r>
-      <w:r>
-        <w:t xml:space="preserve"> </w:t>
-      </w:r>
-      <w:r>
-        <w:t xml:space="preserve">-</w:t>
-      </w:r>
-      <w:r>
-        <w:t xml:space="preserve"> </w:t>
-      </w:r>
+    </w:p>
+    <w:p>
+      <w:pPr>
+        <w:pStyle w:val="Compact"/>
+        <w:numPr>
+          <w:ilvl w:val="0"/>
+          <w:numId w:val="1030"/>
+        </w:numPr>
+      </w:pPr>
       <w:r>
         <w:rPr>
           <w:b/>
@@ -7592,7 +7808,7 @@
     </w:p>
     <w:p>
       <w:pPr>
-        <w:pStyle w:val="BodyText"/>
+        <w:pStyle w:val="FirstParagraph"/>
       </w:pPr>
       <w:r>
         <w:rPr>
@@ -7604,29 +7820,53 @@
       <w:r>
         <w:t xml:space="preserve">:</w:t>
       </w:r>
-      <w:r>
-        <w:t xml:space="preserve"> </w:t>
-      </w:r>
-      <w:r>
-        <w:t xml:space="preserve">- When studying combination therapies or multiple exposures, consider whether interaction exists</w:t>
-      </w:r>
-      <w:r>
-        <w:t xml:space="preserve"> </w:t>
-      </w:r>
-      <w:r>
-        <w:t xml:space="preserve">- Use factorial designs (randomize both treatments independently) when possible</w:t>
-      </w:r>
-      <w:r>
-        <w:t xml:space="preserve"> </w:t>
-      </w:r>
-      <w:r>
-        <w:t xml:space="preserve">- Report joint effects and interaction contrasts, not just main effects</w:t>
-      </w:r>
-      <w:r>
-        <w:t xml:space="preserve"> </w:t>
-      </w:r>
-      <w:r>
-        <w:t xml:space="preserve">- Interpret interaction in light of both statistical and mechanistic frameworks</w:t>
+    </w:p>
+    <w:p>
+      <w:pPr>
+        <w:pStyle w:val="Compact"/>
+        <w:numPr>
+          <w:ilvl w:val="0"/>
+          <w:numId w:val="1031"/>
+        </w:numPr>
+      </w:pPr>
+      <w:r>
+        <w:t xml:space="preserve">When studying combination therapies or multiple exposures, consider whether interaction exists</w:t>
+      </w:r>
+    </w:p>
+    <w:p>
+      <w:pPr>
+        <w:pStyle w:val="Compact"/>
+        <w:numPr>
+          <w:ilvl w:val="0"/>
+          <w:numId w:val="1031"/>
+        </w:numPr>
+      </w:pPr>
+      <w:r>
+        <w:t xml:space="preserve">Use factorial designs (randomize both treatments independently) when possible</w:t>
+      </w:r>
+    </w:p>
+    <w:p>
+      <w:pPr>
+        <w:pStyle w:val="Compact"/>
+        <w:numPr>
+          <w:ilvl w:val="0"/>
+          <w:numId w:val="1031"/>
+        </w:numPr>
+      </w:pPr>
+      <w:r>
+        <w:t xml:space="preserve">Report joint effects and interaction contrasts, not just main effects</w:t>
+      </w:r>
+    </w:p>
+    <w:p>
+      <w:pPr>
+        <w:pStyle w:val="Compact"/>
+        <w:numPr>
+          <w:ilvl w:val="0"/>
+          <w:numId w:val="1031"/>
+        </w:numPr>
+      </w:pPr>
+      <w:r>
+        <w:t xml:space="preserve">Interpret interaction in light of both statistical and mechanistic frameworks</w:t>
       </w:r>
     </w:p>
     <w:bookmarkEnd w:id="44"/>
@@ -7775,6 +8015,109 @@
       </w:pPr>
     </w:lvl>
   </w:abstractNum>
+  <w:abstractNum w:abstractNumId="991">
+    <w:nsid w:val="0000A991"/>
+    <w:multiLevelType w:val="multilevel"/>
+    <w:lvl w:ilvl="0">
+      <w:numFmt w:val="bullet"/>
+      <w:lvlText w:val=""/>
+      <w:lvlJc w:val="left"/>
+      <w:pPr>
+        <w:ind w:left="720" w:hanging="360"/>
+      </w:pPr>
+      <w:rPr>
+        <w:rFonts w:ascii="Symbol" w:hAnsi="Symbol" w:cs="Symbol" w:hint="default"/>
+      </w:rPr>
+    </w:lvl>
+    <w:lvl w:ilvl="1">
+      <w:numFmt w:val="bullet"/>
+      <w:lvlText w:val="o"/>
+      <w:lvlJc w:val="left"/>
+      <w:pPr>
+        <w:ind w:left="1440" w:hanging="360"/>
+      </w:pPr>
+      <w:rPr>
+        <w:rFonts w:ascii="Courier New" w:hAnsi="Courier New" w:cs="Courier New" w:hint="default"/>
+      </w:rPr>
+    </w:lvl>
+    <w:lvl w:ilvl="2">
+      <w:numFmt w:val="bullet"/>
+      <w:lvlText w:val=""/>
+      <w:lvlJc w:val="left"/>
+      <w:pPr>
+        <w:ind w:left="2160" w:hanging="360"/>
+      </w:pPr>
+      <w:rPr>
+        <w:rFonts w:ascii="Wingdings" w:hAnsi="Wingdings" w:cs="Wingdings" w:hint="default"/>
+      </w:rPr>
+    </w:lvl>
+    <w:lvl w:ilvl="3">
+      <w:numFmt w:val="bullet"/>
+      <w:lvlText w:val=""/>
+      <w:lvlJc w:val="left"/>
+      <w:pPr>
+        <w:ind w:left="2880" w:hanging="360"/>
+      </w:pPr>
+      <w:rPr>
+        <w:rFonts w:ascii="Symbol" w:hAnsi="Symbol" w:cs="Symbol" w:hint="default"/>
+      </w:rPr>
+    </w:lvl>
+    <w:lvl w:ilvl="4">
+      <w:numFmt w:val="bullet"/>
+      <w:lvlText w:val="o"/>
+      <w:lvlJc w:val="left"/>
+      <w:pPr>
+        <w:ind w:left="3600" w:hanging="360"/>
+      </w:pPr>
+      <w:rPr>
+        <w:rFonts w:ascii="Courier New" w:hAnsi="Courier New" w:cs="Courier New" w:hint="default"/>
+      </w:rPr>
+    </w:lvl>
+    <w:lvl w:ilvl="5">
+      <w:numFmt w:val="bullet"/>
+      <w:lvlText w:val=""/>
+      <w:lvlJc w:val="left"/>
+      <w:pPr>
+        <w:ind w:left="4320" w:hanging="360"/>
+      </w:pPr>
+      <w:rPr>
+        <w:rFonts w:ascii="Wingdings" w:hAnsi="Wingdings" w:cs="Wingdings" w:hint="default"/>
+      </w:rPr>
+    </w:lvl>
+    <w:lvl w:ilvl="6">
+      <w:numFmt w:val="bullet"/>
+      <w:lvlText w:val=""/>
+      <w:lvlJc w:val="left"/>
+      <w:pPr>
+        <w:ind w:left="5040" w:hanging="360"/>
+      </w:pPr>
+      <w:rPr>
+        <w:rFonts w:ascii="Symbol" w:hAnsi="Symbol" w:cs="Symbol" w:hint="default"/>
+      </w:rPr>
+    </w:lvl>
+    <w:lvl w:ilvl="7">
+      <w:numFmt w:val="bullet"/>
+      <w:lvlText w:val="o"/>
+      <w:lvlJc w:val="left"/>
+      <w:pPr>
+        <w:ind w:left="5760" w:hanging="360"/>
+      </w:pPr>
+      <w:rPr>
+        <w:rFonts w:ascii="Courier New" w:hAnsi="Courier New" w:cs="Courier New" w:hint="default"/>
+      </w:rPr>
+    </w:lvl>
+    <w:lvl w:ilvl="8">
+      <w:numFmt w:val="bullet"/>
+      <w:lvlText w:val=""/>
+      <w:lvlJc w:val="left"/>
+      <w:pPr>
+        <w:ind w:left="6480" w:hanging="360"/>
+      </w:pPr>
+      <w:rPr>
+        <w:rFonts w:ascii="Wingdings" w:hAnsi="Wingdings" w:cs="Wingdings" w:hint="default"/>
+      </w:rPr>
+    </w:lvl>
+  </w:abstractNum>
   <w:abstractNum w:abstractNumId="99411">
     <w:nsid w:val="00A99411"/>
     <w:multiLevelType w:val="multilevel"/>
@@ -7860,113 +8203,40 @@
       </w:pPr>
     </w:lvl>
   </w:abstractNum>
-  <w:abstractNum w:abstractNumId="991">
-    <w:nsid w:val="0000A991"/>
-    <w:multiLevelType w:val="multilevel"/>
-    <w:lvl w:ilvl="0">
-      <w:numFmt w:val="bullet"/>
-      <w:lvlText w:val=""/>
-      <w:lvlJc w:val="left"/>
-      <w:pPr>
-        <w:ind w:left="720" w:hanging="360"/>
-      </w:pPr>
-      <w:rPr>
-        <w:rFonts w:ascii="Symbol" w:hAnsi="Symbol" w:cs="Symbol" w:hint="default"/>
-      </w:rPr>
-    </w:lvl>
-    <w:lvl w:ilvl="1">
-      <w:numFmt w:val="bullet"/>
-      <w:lvlText w:val="o"/>
-      <w:lvlJc w:val="left"/>
-      <w:pPr>
-        <w:ind w:left="1440" w:hanging="360"/>
-      </w:pPr>
-      <w:rPr>
-        <w:rFonts w:ascii="Courier New" w:hAnsi="Courier New" w:cs="Courier New" w:hint="default"/>
-      </w:rPr>
-    </w:lvl>
-    <w:lvl w:ilvl="2">
-      <w:numFmt w:val="bullet"/>
-      <w:lvlText w:val=""/>
-      <w:lvlJc w:val="left"/>
-      <w:pPr>
-        <w:ind w:left="2160" w:hanging="360"/>
-      </w:pPr>
-      <w:rPr>
-        <w:rFonts w:ascii="Wingdings" w:hAnsi="Wingdings" w:cs="Wingdings" w:hint="default"/>
-      </w:rPr>
-    </w:lvl>
-    <w:lvl w:ilvl="3">
-      <w:numFmt w:val="bullet"/>
-      <w:lvlText w:val=""/>
-      <w:lvlJc w:val="left"/>
-      <w:pPr>
-        <w:ind w:left="2880" w:hanging="360"/>
-      </w:pPr>
-      <w:rPr>
-        <w:rFonts w:ascii="Symbol" w:hAnsi="Symbol" w:cs="Symbol" w:hint="default"/>
-      </w:rPr>
-    </w:lvl>
-    <w:lvl w:ilvl="4">
-      <w:numFmt w:val="bullet"/>
-      <w:lvlText w:val="o"/>
-      <w:lvlJc w:val="left"/>
-      <w:pPr>
-        <w:ind w:left="3600" w:hanging="360"/>
-      </w:pPr>
-      <w:rPr>
-        <w:rFonts w:ascii="Courier New" w:hAnsi="Courier New" w:cs="Courier New" w:hint="default"/>
-      </w:rPr>
-    </w:lvl>
-    <w:lvl w:ilvl="5">
-      <w:numFmt w:val="bullet"/>
-      <w:lvlText w:val=""/>
-      <w:lvlJc w:val="left"/>
-      <w:pPr>
-        <w:ind w:left="4320" w:hanging="360"/>
-      </w:pPr>
-      <w:rPr>
-        <w:rFonts w:ascii="Wingdings" w:hAnsi="Wingdings" w:cs="Wingdings" w:hint="default"/>
-      </w:rPr>
-    </w:lvl>
-    <w:lvl w:ilvl="6">
-      <w:numFmt w:val="bullet"/>
-      <w:lvlText w:val=""/>
-      <w:lvlJc w:val="left"/>
-      <w:pPr>
-        <w:ind w:left="5040" w:hanging="360"/>
-      </w:pPr>
-      <w:rPr>
-        <w:rFonts w:ascii="Symbol" w:hAnsi="Symbol" w:cs="Symbol" w:hint="default"/>
-      </w:rPr>
-    </w:lvl>
-    <w:lvl w:ilvl="7">
-      <w:numFmt w:val="bullet"/>
-      <w:lvlText w:val="o"/>
-      <w:lvlJc w:val="left"/>
-      <w:pPr>
-        <w:ind w:left="5760" w:hanging="360"/>
-      </w:pPr>
-      <w:rPr>
-        <w:rFonts w:ascii="Courier New" w:hAnsi="Courier New" w:cs="Courier New" w:hint="default"/>
-      </w:rPr>
-    </w:lvl>
-    <w:lvl w:ilvl="8">
-      <w:numFmt w:val="bullet"/>
-      <w:lvlText w:val=""/>
-      <w:lvlJc w:val="left"/>
-      <w:pPr>
-        <w:ind w:left="6480" w:hanging="360"/>
-      </w:pPr>
-      <w:rPr>
-        <w:rFonts w:ascii="Wingdings" w:hAnsi="Wingdings" w:cs="Wingdings" w:hint="default"/>
-      </w:rPr>
-    </w:lvl>
-  </w:abstractNum>
   <w:num w:numId="1000">
     <w:abstractNumId w:val="990"/>
   </w:num>
   <w:num w:numId="1001">
+    <w:abstractNumId w:val="991"/>
+  </w:num>
+  <w:num w:numId="1002">
+    <w:abstractNumId w:val="991"/>
+  </w:num>
+  <w:num w:numId="1003">
+    <w:abstractNumId w:val="991"/>
+  </w:num>
+  <w:num w:numId="1004">
+    <w:abstractNumId w:val="991"/>
+  </w:num>
+  <w:num w:numId="1005">
+    <w:abstractNumId w:val="991"/>
+  </w:num>
+  <w:num w:numId="1006">
+    <w:abstractNumId w:val="991"/>
+  </w:num>
+  <w:num w:numId="1007">
+    <w:abstractNumId w:val="991"/>
+  </w:num>
+  <w:num w:numId="1008">
+    <w:abstractNumId w:val="991"/>
+  </w:num>
+  <w:num w:numId="1009">
+    <w:abstractNumId w:val="991"/>
+  </w:num>
+  <w:num w:numId="1010">
+    <w:abstractNumId w:val="991"/>
+  </w:num>
+  <w:num w:numId="1011">
     <w:abstractNumId w:val="99411"/>
     <w:lvlOverride w:ilvl="0">
       <w:startOverride w:val="1"/>
@@ -7996,7 +8266,13 @@
       <w:startOverride w:val="1"/>
     </w:lvlOverride>
   </w:num>
-  <w:num w:numId="1002">
+  <w:num w:numId="1012">
+    <w:abstractNumId w:val="991"/>
+  </w:num>
+  <w:num w:numId="1013">
+    <w:abstractNumId w:val="991"/>
+  </w:num>
+  <w:num w:numId="1014">
     <w:abstractNumId w:val="99411"/>
     <w:lvlOverride w:ilvl="0">
       <w:startOverride w:val="1"/>
@@ -8026,10 +8302,19 @@
       <w:startOverride w:val="1"/>
     </w:lvlOverride>
   </w:num>
-  <w:num w:numId="1003">
+  <w:num w:numId="1015">
     <w:abstractNumId w:val="991"/>
   </w:num>
-  <w:num w:numId="1004">
+  <w:num w:numId="1016">
+    <w:abstractNumId w:val="991"/>
+  </w:num>
+  <w:num w:numId="1017">
+    <w:abstractNumId w:val="991"/>
+  </w:num>
+  <w:num w:numId="1018">
+    <w:abstractNumId w:val="991"/>
+  </w:num>
+  <w:num w:numId="1019">
     <w:abstractNumId w:val="99411"/>
     <w:lvlOverride w:ilvl="0">
       <w:startOverride w:val="1"/>
@@ -8059,10 +8344,19 @@
       <w:startOverride w:val="1"/>
     </w:lvlOverride>
   </w:num>
-  <w:num w:numId="1005">
+  <w:num w:numId="1020">
     <w:abstractNumId w:val="991"/>
   </w:num>
-  <w:num w:numId="1006">
+  <w:num w:numId="1021">
+    <w:abstractNumId w:val="991"/>
+  </w:num>
+  <w:num w:numId="1022">
+    <w:abstractNumId w:val="991"/>
+  </w:num>
+  <w:num w:numId="1023">
+    <w:abstractNumId w:val="991"/>
+  </w:num>
+  <w:num w:numId="1024">
     <w:abstractNumId w:val="99411"/>
     <w:lvlOverride w:ilvl="0">
       <w:startOverride w:val="1"/>
@@ -8092,7 +8386,7 @@
       <w:startOverride w:val="1"/>
     </w:lvlOverride>
   </w:num>
-  <w:num w:numId="1007">
+  <w:num w:numId="1025">
     <w:abstractNumId w:val="99411"/>
     <w:lvlOverride w:ilvl="0">
       <w:startOverride w:val="1"/>
@@ -8122,7 +8416,13 @@
       <w:startOverride w:val="1"/>
     </w:lvlOverride>
   </w:num>
-  <w:num w:numId="1008">
+  <w:num w:numId="1026">
+    <w:abstractNumId w:val="991"/>
+  </w:num>
+  <w:num w:numId="1027">
+    <w:abstractNumId w:val="991"/>
+  </w:num>
+  <w:num w:numId="1028">
     <w:abstractNumId w:val="99411"/>
     <w:lvlOverride w:ilvl="0">
       <w:startOverride w:val="1"/>
@@ -8151,6 +8451,15 @@
     <w:lvlOverride w:ilvl="8">
       <w:startOverride w:val="1"/>
     </w:lvlOverride>
+  </w:num>
+  <w:num w:numId="1029">
+    <w:abstractNumId w:val="991"/>
+  </w:num>
+  <w:num w:numId="1030">
+    <w:abstractNumId w:val="991"/>
+  </w:num>
+  <w:num w:numId="1031">
+    <w:abstractNumId w:val="991"/>
   </w:num>
 </w:numbering>
 </file>
